--- a/тз_на создание парсера PROTO.docx
+++ b/тз_на создание парсера PROTO.docx
@@ -544,6 +544,34 @@
     <w:p>
       <w:pPr>
         <w:pStyle w:val="BodyText"/>
+        <w:numPr>
+          <w:ilvl w:val="0"/>
+          <w:numId w:val="3"/>
+        </w:numPr>
+        <w:tabs>
+          <w:tab w:val="left" w:pos="709" w:leader="none"/>
+        </w:tabs>
+        <w:bidi w:val="0"/>
+        <w:ind w:hanging="283" w:start="709"/>
+        <w:jc w:val="start"/>
+        <w:rPr/>
+      </w:pPr>
+      <w:r>
+        <w:rPr>
+          <w:rStyle w:val="Strong"/>
+          <w:b w:val="false"/>
+          <w:bCs w:val="false"/>
+        </w:rPr>
+        <w:t>Фильтрация товаров на сайте WordPress.</w:t>
+      </w:r>
+      <w:r>
+        <w:rPr/>
+        <w:t xml:space="preserve"> Реализовать систему фильтров, позволяющую пользователям находить товары по основным характеристикам, цене, категории, бренду и другим доступным параметрам. Перечень фильтров согласовывается отдельно. </w:t>
+      </w:r>
+    </w:p>
+    <w:p>
+      <w:pPr>
+        <w:pStyle w:val="BodyText"/>
         <w:tabs>
           <w:tab w:val="left" w:pos="709" w:leader="none"/>
         </w:tabs>
@@ -565,11 +593,7 @@
       </w:pPr>
       <w:r>
         <w:rPr/>
-        <w:t>6</w:t>
-      </w:r>
-      <w:r>
-        <w:rPr/>
-        <w:t>. Возможные ограничения и риски при парсинге</w:t>
+        <w:t>6. Возможные ограничения и риски при парсинге</w:t>
       </w:r>
     </w:p>
     <w:p>
@@ -1441,7 +1465,6 @@
     <w:lvl w:ilvl="2">
       <w:start w:val="1"/>
       <w:numFmt w:val="none"/>
-      <w:pStyle w:val="Heading3"/>
       <w:suff w:val="nothing"/>
       <w:lvlText w:val=""/>
       <w:lvlJc w:val="start"/>
@@ -1588,7 +1611,7 @@
   </w:style>
   <w:style w:type="paragraph" w:styleId="Heading1">
     <w:name w:val="heading 1"/>
-    <w:basedOn w:val="user1"/>
+    <w:basedOn w:val="Style12"/>
     <w:next w:val="BodyText"/>
     <w:qFormat/>
     <w:pPr>
@@ -1605,7 +1628,7 @@
   </w:style>
   <w:style w:type="paragraph" w:styleId="Heading2">
     <w:name w:val="heading 2"/>
-    <w:basedOn w:val="user1"/>
+    <w:basedOn w:val="Style12"/>
     <w:next w:val="BodyText"/>
     <w:qFormat/>
     <w:pPr>
@@ -1622,7 +1645,7 @@
   </w:style>
   <w:style w:type="paragraph" w:styleId="Heading3">
     <w:name w:val="heading 3"/>
-    <w:basedOn w:val="Style11"/>
+    <w:basedOn w:val="user"/>
     <w:next w:val="BodyText"/>
     <w:qFormat/>
     <w:pPr>
@@ -1637,8 +1660,8 @@
       <w:szCs w:val="28"/>
     </w:rPr>
   </w:style>
-  <w:style w:type="character" w:styleId="user">
-    <w:name w:val="Маркеры (user)"/>
+  <w:style w:type="character" w:styleId="Style11">
+    <w:name w:val="Маркеры"/>
     <w:qFormat/>
     <w:rPr>
       <w:rFonts w:ascii="OpenSymbol" w:hAnsi="OpenSymbol" w:eastAsia="OpenSymbol" w:cs="OpenSymbol"/>
@@ -1652,7 +1675,7 @@
       <w:bCs/>
     </w:rPr>
   </w:style>
-  <w:style w:type="paragraph" w:styleId="Style11">
+  <w:style w:type="paragraph" w:styleId="Style12">
     <w:name w:val="Заголовок"/>
     <w:basedOn w:val="Normal"/>
     <w:next w:val="BodyText"/>
@@ -1699,7 +1722,7 @@
       <w:szCs w:val="24"/>
     </w:rPr>
   </w:style>
-  <w:style w:type="paragraph" w:styleId="Style12">
+  <w:style w:type="paragraph" w:styleId="Style13">
     <w:name w:val="Указатель"/>
     <w:basedOn w:val="Normal"/>
     <w:qFormat/>
@@ -1710,7 +1733,7 @@
       <w:rFonts w:cs="Arial"/>
     </w:rPr>
   </w:style>
-  <w:style w:type="paragraph" w:styleId="user1">
+  <w:style w:type="paragraph" w:styleId="user">
     <w:name w:val="Заголовок (user)"/>
     <w:basedOn w:val="Normal"/>
     <w:next w:val="BodyText"/>
@@ -1725,7 +1748,7 @@
       <w:szCs w:val="28"/>
     </w:rPr>
   </w:style>
-  <w:style w:type="paragraph" w:styleId="user2">
+  <w:style w:type="paragraph" w:styleId="user1">
     <w:name w:val="Указатель (user)"/>
     <w:basedOn w:val="Normal"/>
     <w:qFormat/>
